--- a/reports/nsru_report_food_toxin_2026-07-11.th.docx
+++ b/reports/nsru_report_food_toxin_2026-07-11.th.docx
@@ -33,7 +33,7 @@
           <w:sz w:val="32"/>
           <w:szCs w:val="32"/>
         </w:rPr>
-        <w:t xml:space="preserve">AI ที่เรียนรู้เองว่าอะไรกินได้และอะไรเป็นพิษ และกับดักของ "พิษที่หายได้":</w:t>
+        <w:t xml:space="preserve">กับดักพิษแปรผัน:</w:t>
       </w:r>
     </w:p>
     <w:p>
@@ -51,7 +51,7 @@
           <w:sz w:val="32"/>
           <w:szCs w:val="32"/>
         </w:rPr>
-        <w:t xml:space="preserve">บทเรียนความปลอดภัยจากโลกจำลองสิ่งมีชีวิตที่ไม่มีป้ายกำกับ (Artificial Evolution)</w:t>
+        <w:t xml:space="preserve">การศึกษาพฤติกรรมการเรียนรู้เพื่อหลีกเลี่ยงอันตรายของปัญญาประดิษฐ์ในสภาพแวดล้อมจำลอง</w:t>
       </w:r>
     </w:p>
     <w:p>
@@ -290,7 +290,7 @@
           <w:sz w:val="32"/>
           <w:szCs w:val="32"/>
         </w:rPr>
-        <w:t xml:space="preserve">AI ที่เรียนรู้เองว่าอะไรกินได้และอะไรเป็นพิษ และกับดักของ "พิษที่หายได้":</w:t>
+        <w:t xml:space="preserve">กับดักพิษแปรผัน:</w:t>
       </w:r>
     </w:p>
     <w:p>
@@ -308,7 +308,7 @@
           <w:sz w:val="32"/>
           <w:szCs w:val="32"/>
         </w:rPr>
-        <w:t xml:space="preserve">บทเรียนความปลอดภัยจากโลกจำลองสิ่งมีชีวิตที่ไม่มีป้ายกำกับ (Artificial Evolution)</w:t>
+        <w:t xml:space="preserve">การศึกษาพฤติกรรมการเรียนรู้เพื่อหลีกเลี่ยงอันตรายของปัญญาประดิษฐ์ในสภาพแวดล้อมจำลอง</w:t>
       </w:r>
     </w:p>
     <w:p>
